--- a/example_articles/states/Arkansas/3.states_Arkansas_New_York_Times.docx
+++ b/example_articles/states/Arkansas/3.states_Arkansas_New_York_Times.docx
@@ -27,17 +27,17 @@
     </w:p>
     <w:p>
       <w:r>
-        <w:t>Source File: NYT/50.DOCX</w:t>
+        <w:t>Source file: NYT/50.DOCX</w:t>
       </w:r>
     </w:p>
     <w:p>
       <w:r>
-        <w:t>Raw locations result: ['Arkansas']</w:t>
+        <w:t>Raw locations result, 'locations': ['Arkansas']</w:t>
       </w:r>
     </w:p>
     <w:p>
       <w:r>
-        <w:t>states_stand_flat (Standardized): Arkansas</w:t>
+        <w:t>Standardized locations result, 'states_stand_flat': Arkansas</w:t>
       </w:r>
     </w:p>
     <w:p>

--- a/example_articles/states/Arkansas/3.states_Arkansas_New_York_Times.docx
+++ b/example_articles/states/Arkansas/3.states_Arkansas_New_York_Times.docx
@@ -7,7 +7,7 @@
         <w:pStyle w:val="Heading1"/>
       </w:pPr>
       <w:r>
-        <w:t>Museums Look Inward For Their Own Bailouts</w:t>
+        <w:t>Russian Bots And Trolls Reactivated For Election</w:t>
       </w:r>
     </w:p>
     <w:p>
@@ -17,17 +17,17 @@
     </w:p>
     <w:p>
       <w:r>
-        <w:t>Date: 2009-01-11</w:t>
+        <w:t>Date: 2022-11-07</w:t>
       </w:r>
     </w:p>
     <w:p>
       <w:r>
-        <w:t>Section: Section AR; Column 0; Arts and Leisure Desk; Pg. 1; ART</w:t>
+        <w:t>Section: Section B; Column 0; Business/Financial Desk; Pg. 1</w:t>
       </w:r>
     </w:p>
     <w:p>
       <w:r>
-        <w:t>Source file: NYT/50.DOCX</w:t>
+        <w:t>Source file: NYT/7.DOCX</w:t>
       </w:r>
     </w:p>
     <w:p>
@@ -49,90 +49,78 @@
     </w:p>
     <w:p>
       <w:r>
-        <w:t xml:space="preserve">THREE weeks ago the art world waited breathlessly for word on whether the Museum of Contemporary Art in Los Angeles would survive or go bust. The museum's problem wasn't the economic downturn so much as stupidity. During flush times, when it could have and should have been building a nest egg, it ran through its savings. </w:t>
+        <w:t>Researchers have identified a series of Russian information operations to influence American elections and, perhaps, erode support for Ukraine.</w:t>
         <w:br/>
-        <w:t xml:space="preserve">  As museums go, this one, just 30 years old, is still young, and young is sexy. So of course a white knight, the billionaire art collector Eli Broad, rode to the rescue with a $30 million bailout plan. Some people cheered; others sneered. Few thought to point out that more venerable and vulnerable institutions across the country are also struggling, but with no bailouts in sight. </w:t>
+        <w:t xml:space="preserve">The user on Gab who identifies as Nora Berka resurfaced in August after a yearlong silence on the social media platform, reposting a handful of messages with sharply conservative political themes before writing a stream of original vitriol. </w:t>
         <w:br/>
-        <w:t xml:space="preserve">  Major art museums in Detroit, Newark and Brooklyn are prime examples. Forged a century ago or more from idealism and dollars, they are American classics, monuments to Yankee can-do and, in the case of Detroit and Brooklyn, can-do-better-than-Europe. As latecomers to the culture game, American museums had to buy art fast and big, and they did. Their fabulous collections are our national treasures. </w:t>
+        <w:t xml:space="preserve">  The posts mostly denigrated President Biden and other prominent Democrats, sometimes obscenely. They also lamented the use of taxpayer dollars to support Ukraine in its war against invading Russian forces, depicting Ukraine's president as a caricature straight out of Russian propaganda.</w:t>
         <w:br/>
-        <w:t xml:space="preserve">  But times and fortunes  --  we all know the story  --  changed. Depression, recession and politics brought powerful cities to their knees. Populations shifted. Whites left as blacks and new immigrants came; a once predominantly European culture became African, Asian, Latino. </w:t>
+        <w:t xml:space="preserve">  The fusion of political concerns was no coincidence.</w:t>
         <w:br/>
-        <w:t xml:space="preserve">  Through all of this the old museums held on. Some were content to be dinosaurs, artifacts, and that worked for a while. But for most, passivity is no longer an option. Savings  disintegrate; benefactors die or look elsewhere; people forget that museums are there and what they are for. Reality issues an order: do or die.</w:t>
+        <w:t xml:space="preserve">  The account was previously linked to the same secretive Russian agency that interfered in the 2016 presidential election and again in 2020, the Internet Research Agency in St. Petersburg, according to the cybersecurity group Recorded Future.</w:t>
         <w:br/>
-        <w:t xml:space="preserve">  Several of our veteran museums are doing by undoing: loosening up the rigid values and temple-of-art models that shaped them, and replacing these with a new ''people's museum'' model, unsacred in atmosphere, fluid in values, with complicated answers to the question of what museums are. </w:t>
+        <w:t xml:space="preserve">  It is part of what the group and other researchers have identified as a new, though more narrowly targeted, Russian effort ahead of Tuesday's midterm elections. The goal, as before, is to stoke anger among conservative voters and to undermine trust in the American electoral system. This time, it also appears intended to undermine the Biden administration's extensive military assistance to Ukraine.</w:t>
         <w:br/>
-        <w:t xml:space="preserve">  The results of this thinking range from great to work-in-progress gauche to soul-selling bad. The goal in most cases is the same: to get visitors through the door. People  bring museums to life. Lively museums feel young and hip,  which brings rewards. </w:t>
+        <w:t xml:space="preserve">  ''It's clear they are trying to get them to cut off aid and money to Ukraine,'' said Alex Plitsas, a former Army soldier and Pentagon information operations official now with Providence Consulting Group, a business technology company.</w:t>
         <w:br/>
-        <w:t xml:space="preserve">  At least that's the idea. Time will tell. For now, as these older museums give it  a whirl, they are setting examples that younger or better cushioned institutions should study. If they don't, and the economy continues its descent, they'll be out there too. </w:t>
+        <w:t xml:space="preserve">  The campaign -- using accounts that pose as enraged Americans like Nora Berka -- have added fuel to the most divisive political and cultural issues in the country today.</w:t>
         <w:br/>
-        <w:t xml:space="preserve">  Detroit Institute of Arts</w:t>
+        <w:t xml:space="preserve">  It has specifically targeted Democratic candidates in the most contested races, including the Senate seats up for grabs in Ohio, Arizona and Pennsylvania, calculating that a Republican majority in the Senate and the House of Representatives could help the Russian war effort.</w:t>
         <w:br/>
-        <w:t xml:space="preserve">  The most striking change in institutional fortunes has been witnessed at the Detroit Institute of Arts,   partly because the museum's form and ambitions were so grand. Founded in 1888, and later housed in a majestic Beaux-Arts building two miles from the city's downtown area, it was both a civic and cultural monument, ''dedicated by the people of Detroit to the knowledge and enjoyment of art,'' according to  the words carved over its front door.</w:t>
+        <w:t xml:space="preserve">  The campaigns show not only how vulnerable the American political system remains to foreign manipulation but also how purveyors of disinformation have evolved and adapted to efforts by the major social media platforms to remove or play down false or deceptive content.</w:t>
         <w:br/>
-        <w:t xml:space="preserve">  The collection is extraordinary, with renowned pictures by Jan van Eyck, Pieter Bruegel the Elder and Giovanni Bellini; one of the country's premier troves of 19th-century American painting; and  --  the modernist piece de resistance  --  Diego Rivera's ''Detroit Industry'' murals, a proletarian fantasy paid for in 1934 by a heavy-hitting local patron, the industrialist Edsel Ford. </w:t>
+        <w:t xml:space="preserve">  Last month, the Federal Bureau of Investigation and the Cybersecurity and Infrastructure Security Agency issued an alert warning of the threat of disinformation spread by ''dark web media channels, online journals, messaging applications, spoofed websites, emails, text messages and fake online personas.'' The disinformation could include claims that voting data or results had been hacked or compromised.</w:t>
         <w:br/>
-        <w:t xml:space="preserve">  Comparable largess is all but nonexistent in Detroit today. Wealthy industrialists have faded from the scene. The Michigan state government gives almost no money to the institute, the city even less. In 1997 Detroit built   the Museum of African-American History  across the street from the institute, its spanking newness in sharp contrast to its older, crumbling  neighbor. </w:t>
+        <w:t xml:space="preserve">  The agencies urged people not to like, discuss or share posts online from unknown or distrustful sources. They did not identify specific efforts, but social media platforms and researchers who track disinformation have recently uncovered a variety of campaigns by Russia, China and Iran.</w:t>
         <w:br/>
-        <w:t xml:space="preserve">  Graham W. J. Beal, who arrived  as director that year, has done much to stop the decline, largely  -- and this is where other museums should pay attention  -- through the use of material at hand. In 2007, to attract the city's black majority and woo back white suburbanites, the museum unveiled a top-to-bottom rethinking of all the permanent galleries, with strategic shifts in emphasis.</w:t>
+        <w:t xml:space="preserve">  Recorded Future and two other social media research companies, Graphika and Mandiant, found a number of Russian campaigns that have turned to Gab, Parler, Getter and other newer platforms that pride themselves on creating unmoderated spaces in the name of free speech.</w:t>
         <w:br/>
-        <w:t xml:space="preserve">  The museum's very fine African collection, developed by the curator Michael Kan, was placed upfront, near a main entrance, where it offers a cool yet absorbing introduction to the institute's imperious interior. A gallery for African-American art, including Detroit artists, was added upstairs: it's an important gesture, although something should have been done to make it look commanding rather than dutiful. </w:t>
+        <w:t xml:space="preserve">  These are much smaller campaigns than those in the 2016 election, where inauthentic accounts reached millions of voters across the political spectrum on Facebook and other major platforms. The efforts are no less pernicious, though, in reaching impressionable users who can help accomplish Russian objectives, researchers said.</w:t>
         <w:br/>
-        <w:t xml:space="preserve">  Other parts of the collection have been reinstalled by interpretive theme, with wall texts reflecting the influence of a new  art history that approaches objects as vehicles of social values. The texts are bland, but the idea is sound: this is the kind of context the Metropolitan Museum in New York should be offering in, among other places, its Greek and Roman galleries. Finally, child-friendly multimedia aids were added to deliver on the museum's twin promise of knowledge and pleasure. </w:t>
+        <w:t xml:space="preserve">  ''The audiences are much, much smaller than on your other traditional social media networks,'' said Brian Liston, a senior intelligence analyst with Recorded Future who identified the Nora Berka account. ''But you can engage the audiences in much more targeted influence ops because those who are on these platforms are generally U.S. conservatives who are maybe more accepting of conspiratorial claims.''</w:t>
         <w:br/>
-        <w:t xml:space="preserve">  Pure-art hard-liners  will spurn all of this. Accessibility, they will say, means stripping the museum of the lofty mystique that is its strength. And giving prominence to what was once called ethnic art means perpetuating old cultural imbalances yet in reverse, in the interest of political correctness, the thinking goes. </w:t>
+        <w:t xml:space="preserve">  Many of the accounts the researchers identified were previously used by a news outlet calling itself the Newsroom for American and European Based Citizens. Meta, the owner of Facebook and Instagram, has previously linked the news outlet to the Russian information campaigns centered around the Internet Research Agency.</w:t>
         <w:br/>
-        <w:t xml:space="preserve">  I disagree. I'd be glad if the museum added even more interpretive stuff but made it sharper and more challenging. If this causes problems, it can always be changed, but what's the problem with causing problems? African art upfront? There's no art I'd rather see anywhere, so why not there? As for political correctness, I'm over the whole idea, especially when the expression is used to demean sincere belief. </w:t>
+        <w:t xml:space="preserve">  The network appears to have since disbanded, and many of the social media accounts associated with it went dormant after being publicly identified around the 2020 election. The accounts started becoming active again in August and September, called to action like sleeper cells.</w:t>
         <w:br/>
-        <w:t xml:space="preserve">  Whatever its shortcomings, the reinstallation proves that a major museum can recharge itself from within, from its own holdings. And this kind of recharging could well become the only  viable route for museums. That said, it is no guarantee of security. Mr. Beal will soon announce yet another rethought version of the Detroit Institute: a ''shrunken'' museum of radically reduced resources in a city in financial free fall.</w:t>
+        <w:t xml:space="preserve">  Nora Berka's account on Gab has many of the characteristics of an inauthentic user, Mr. Liston said. There is no profile picture or identifying biographical details. No one responded to a message sent to the account through Gab.</w:t>
         <w:br/>
-        <w:t xml:space="preserve">  Newark Museum</w:t>
+        <w:t xml:space="preserve">  The account, with more than 8,000 followers, posts exclusively on political issues -- not in just one state but across the country -- and often spreads false or misleading posts. Most have little engagement but a recent post about the F.B.I. received 43 responses and 11 replies, and was reposted 64 times.</w:t>
         <w:br/>
-        <w:t xml:space="preserve">  The Newark Museum, which will celebrate its centenary  in April, was also the pride of a prosperous town hit later by economic reversals and population shifts, culminating in an explosion of racial violence in 1967. Yet  it differs from the Detroit Institute in certain essentials: it is smaller, multidisciplinary and ''a people's museum'' by design.</w:t>
+        <w:t xml:space="preserve">  Since September the account has repeatedly shared links to a previously unknown website -- electiontruth.net -- that Recorded Future said was almost certainly linked to the Russian campaign.</w:t>
         <w:br/>
-        <w:t xml:space="preserve">   It began as two galleries on the top floor of the city's public library, one marked ''art'' and the other ''science.'' The museum's founder, John Cotton Dana, a librarian, made clear that his purpose was not to create ''a temple in a park,'' but a center for learning, with art being one of several sources of edification. When the museum's current building opened in 1926, it equally accommodated longtime citizens and new immigrants, who could study art but also learn a trade in shows  that alternated between fine art and industrial design.</w:t>
+        <w:t xml:space="preserve">  Electiontruth.net's earliest posts date only from Sept. 5; since then, it has posted articles almost daily ridiculing President Biden and prominent Democratic candidates, while criticizing policies regarding race, crime and gender that it said were destroying the United States. ''America under Communism'' was one typical headline.</w:t>
         <w:br/>
-        <w:t xml:space="preserve">  The museum's multidisciplinary origins are still with it: along with art, it has natural history displays, a mini-zoo and a planetarium. Its early multicultural bias is evident too. African art bought by Dana at the turn of the century is on view. So is a cache of Tibetan art  --  the largest ensemble in the West  --  gathered by a local missionary, Albert L. Shelton, and displayed on a  Tibetan Buddhist altar consecrated by the Dalai Lama. </w:t>
+        <w:t xml:space="preserve">  The articles all have pseudonyms as bylines, like Andrew J, Truth4Ever and Laura. According to Mr. Liston, the website domain was registered using Bitcoin accounts.</w:t>
         <w:br/>
-        <w:t xml:space="preserve">  The question of how to present religious material in the secular context of a museum has been much debated in the last few decades, after identity politics prompted a reassertion of the authenticity of certain spiritual traditions, and scholars insisted that performance has often constituted the meaning of ritual art. </w:t>
+        <w:t xml:space="preserve">  For its contact information, electiontruth.net lists a cafe inside a converted gas station in Cotter, Ark., a town of 900 people on a bend in the White River. The cafe has closed, however, and been replaced by Cotter Bridge Market, a produce shop and deli whose owners said they knew nothing about the website. No one at Election Truth responded to a request for comment submitted through the site.</w:t>
         <w:br/>
-        <w:t xml:space="preserve">  The matter may seem purely academic for anyone committed to the Modernist divide between art and religion. But a belief in the active agency of sacred things has many implications. It is fire that burns beneath bitter repatriation disputes, and in places like India or Africa  it shapes the very concept of what a museum is and does.</w:t>
+        <w:t xml:space="preserve">  Mr. Liston said that links to electiontruth.net appeared to be closely coordinated with the accounts on Gab linked to the Russians.</w:t>
         <w:br/>
-        <w:t xml:space="preserve">  The Museum for African Art is one of the few museums in Manhattan to  regularly and seriously  bring secular and sacred together in a gallery. But Newark has been doing so for years  -- with Christian art too -- thus placing itself in the vanguard. </w:t>
+        <w:t xml:space="preserve">  In another campaign, Graphika identified a recent series of cartoons that appeared on Gab, Gettr, Parler and the discussion forum patriots.win. The cartoons, by an artist named ''Schmitz,'' disparaged Democrats in the tightest Senate and governor races.</w:t>
         <w:br/>
-        <w:t xml:space="preserve">  The museum is lucky in drawing substantial support from its home city and state, allowing visitors to pay what they wish. It certainly wouldn't make much if it depended for support on foot traffic from New York. I am always amazed to learn of art professionals who have never been to the museum, a mere half-hour PATH ride from Midtown Manhattan. Not that it needs New York's confirmation. Few museums feel both as wide-ranging and as self-sufficient.</w:t>
+        <w:t xml:space="preserve">  One targeting Senator Raphael Warnock of Georgia, who is Black, employed racist motifs. Another falsely claimed that Representative Tim Ryan, the Democratic Senate candidate in Ohio, would release ''all Fentanyl distributors and drug traffickers'' from prison.</w:t>
         <w:br/>
-        <w:t xml:space="preserve">  Brooklyn Museum</w:t>
+        <w:t xml:space="preserve">  The cartoons received little engagement and did not spread virally to other platforms, according to Graphika.</w:t>
         <w:br/>
-        <w:t xml:space="preserve">  Of all the veteran institutions banking on alternative status, the Brooklyn Museum's current and insistent version of otherness is the most controversial, although it does have a long history. </w:t>
+        <w:t xml:space="preserve">  A recurring theme of the new Russian efforts is an argument that the United States under President Biden is wasting money by supporting Ukraine in its resistance to the Russian invasion that began in February.</w:t>
         <w:br/>
-        <w:t xml:space="preserve">  In the mid-19th-century Brooklyn was a flourishing independent city, the third-largest in the country, with  ambitions to build the No. 1 museum. Taking Manhattan as the team to beat, it began erecting a gigantic multiplex affair.</w:t>
+        <w:t xml:space="preserve">  Nora Berka, for example, posted a doctored photograph in September that showed President Volodymyr Zelensky of Ukraine as a bikini-wearing pole dancer being showered with dollar bills by Mr. Biden.</w:t>
         <w:br/>
-        <w:t xml:space="preserve">  But no sooner had the first step of the plan been completed  -- the Beaux-Arts building the museum occupies now  -- than Brooklyn was merged into New York City, and the museum defaulted to No. 2, a position it has kept as its audiences changed from haute bourgeois to working-class and immigrant poor. </w:t>
+        <w:t xml:space="preserve">  ''As working class Americans struggle to afford food, gas, and find baby formula, Joe Biden wants to spend $13.7 billion more in aid to Ukraine,'' the account posted. Not incidentally, that post echoed a theme that has gained some traction among Republican lawmakers and voters who have questioned the delivery of weapons and other military assistance.</w:t>
         <w:br/>
-        <w:t xml:space="preserve">   Despite a magnificent collection and a record of estimable shows, the museum is still routinely dismissed as a perpetual, and failed, Met aspirant, an identity it often seemed to accept as attendance declined. Not so many years ago its cavernous entrance hall was one of the emptiest big spaces in the city.</w:t>
+        <w:t xml:space="preserve">  ''It's no secret that Republicans -- that a large portion of Republicans -- have questioned whether we should be supporting what has been referred to as foreign adventures or somebody else's conflict,'' said Graham Brookie, senior director of the Digital Forensics Lab at the Atlantic Council, which has also been tracking foreign influence operations.</w:t>
         <w:br/>
-        <w:t xml:space="preserve">  In 1997 Arnold L. Lehman, a Brooklyn native, became director and said, ''Enough, already.'' The focus of the Brooklyn Museum, he reasoned, should be Brooklyn, with its multiethnic population and new crop of upwardly mobile young professionals. In so many words he told disapproving Manhattan critics to   kiss off. Not that he turned his back on Manhattan.  He rented expensive imported shows like ''Sensation,'' in 1999, and last season's Takashi Murakami survey, fare almost guaranteed to lure traffic across the Brooklyn Bridge. </w:t>
+        <w:t xml:space="preserve">  The F.B.I. and the Cybersecurity and Infrastructure Security Agency did not respond to requests for comment about the Russian efforts. Mr. Brookie called the revived accounts ''recidivist behavior.'' Gab did not respond to a request for comment.</w:t>
         <w:br/>
-        <w:t xml:space="preserve">  Such shows put  the museum, for better or worse (often worse), in the news. They also ratcheted up its  youth presence, as, in different ways, did two other exhibitions, one of commercial hip-hop artifacts and another of ''Star Wars'' paraphernalia. </w:t>
+        <w:t xml:space="preserve">  As before, it may be hard to measure the exact impact of these accounts on voters come Tuesday. At a minimum, they contribute to what Edward P. Perez, a board member with the OSET Institute, a nonpartisan election security organization, called ''manufactured chaos'' in the country's body politic.</w:t>
         <w:br/>
-        <w:t xml:space="preserve">  Both of these shows were panned, but what was the significant difference between them and the Guggenheim's much-praised motorcycle extravaganza, or the average design showcase at the Museum of Modern Art? The main distinction, I'd say, was class: high class (Guggenheim, MoMA) versus lower class (Brooklyn).</w:t>
+        <w:t xml:space="preserve">  While Russians in the past sought to build large followings for their inauthentic accounts on the major platforms, today's campaigns could be smaller and yet still achieve a desired effect -- in part because the divisions in American society are already such fertile soil for disinformation, he said.</w:t>
         <w:br/>
-        <w:t xml:space="preserve">  For me those Brooklyn shows fell under the category of material culture, a legitimate candidate for art museum display though not necessarily approachable by traditional formalist critical standards. I saw the hip-hop show twice. It was  packed. Being a greenhorn, I asked my fellow viewers questions  -- who's this, what's that  --  and learned a lot. It was a great museum experience. </w:t>
-        <w:br/>
-        <w:t xml:space="preserve">  Not everything Mr. Lehman programs has been so clearly box-office directed. The Elizabeth A. Sackler Center for feminist art isn't. It mostly draws a select audience with defined interests. But its presence for the museum is invaluable. It distinguished this institution from any other: you can only  find this there, and this is something that reliable numbers of people will always want to find. A  Manhattan museum should have thought of a feminist center decades ago. </w:t>
-        <w:br/>
-        <w:t xml:space="preserve">  The big failure under Mr. Lehman's stewardship so far has been the treatment of the museum's incomparable collection. Major permanent collection displays  --  Egypt, Africa, Art of the Americas  -- are badly designed. It's not a question of too many labels; I'm into labels. They just look cheesy. A change in the design team is long overdue. </w:t>
-        <w:br/>
-        <w:t xml:space="preserve">  It's too bad the museum recently had to transfer its priceless costume collection to the Met, but just as well. It's still in the city, and the Met has the resources to care for it. The big problem is that  many of Brooklyn's holdings remain unseen  -- and, chances are, undocumented. Here the Detroit Institute and the Newark Museum are examples to follow, but so is some work that Brooklyn itself has done in the past. </w:t>
-        <w:br/>
-        <w:t xml:space="preserve">  In the mid-1990s, when money was scarce, a team of staff curators went into the vaults, pulled out the museum's long unseen collection of Spanish colonial material and created a cross-departmental show,  ''Converging Cultures: Art and Identity in Spanish America.'' People who saw it were stunned. </w:t>
-        <w:br/>
-        <w:t xml:space="preserve">  Who knew that this fabulous stuff  -- textiles, portrait painting, furniture, glowing religious icons, high art and low art, elitist and popular  --  had been there in the dark all that time? Clearly, everyone said, this museum is sitting on a gold mine. It is. Mr. Lehman should start digging now.</w:t>
-        <w:br/>
-        <w:t xml:space="preserve">  Sooner rather than later, given the state of the economy, he may not have any choice. For our older, underprivileged, underloved museums, this is the silver lining of hard times. These institutions have the art, the real thing. They have the space; if not much. With luck they have scholarly expertise and curatorial imagination, which they should value like gold. Now is the time, if ever there was one, to look within and bring forth what's there. People will come. And bigger, richer, less adventurous museums will follow.</w:t>
+        <w:t xml:space="preserve">  ''Since 2016, it appears that foreign states can afford to take some of the foot off the gas,'' Mr. Perez, who previously worked at Twitter, said, ''because they have already created such sufficient division that there are many domestic actors to carry the water of disinformation for them.''</w:t>
         <w:br/>
         <w:br/>
-        <w:t>http://www.nytimes.com</w:t>
+        <w:t>https://www.nytimes.com/2022/11/06/technology/russia-misinformation-midterms.html</w:t>
         <w:br/>
         <w:br/>
         <w:t>Graphic</w:t>
@@ -140,17 +128,7 @@
         <w:br/>
         <w:t xml:space="preserve"> </w:t>
         <w:br/>
-        <w:t>PHOTOS: Jan van Eyck's ''St. Jerome in His Study,'' right, is among the renowned paintings at the Detroit Institute of Arts, below left. ''The All-Powerful Hand Mexico,'' below right, is at the Brooklyn Museum. (PHOTOGRAPHS COURTESY OF DETROIT INSTITUTE OF ARTS</w:t>
-        <w:br/>
-        <w:t>COURTESY OF THE BROOKLYN MUSEUM) (pg.AR1)</w:t>
-        <w:br/>
-        <w:t>Students recently toured the exhibition ''Fire Escapes: Danger &amp; Survival'' at the Newark Fire Museum, which is on the campus of the Newark Museum. (PHOTOGRAPH BY DAN HEDDEN)</w:t>
-        <w:br/>
-        <w:t>A Tibetan Buddhist altar is at the Newark Museum. (PHOTOGRAPH COURTESY OF THE NEWARK MUSEUM)</w:t>
-        <w:br/>
-        <w:t>The Newark Museum moved into its current building in 1926 and will celebrate its centenary in April. (PHOTOGRAPH BY MONROE CREATIVE PARTNERS)</w:t>
-        <w:br/>
-        <w:t xml:space="preserve"> Epa Cult Mask, by Bamgboye of Odo-Owa of Africa. (PHOTOGRAPH COURTESY OF THE DETROIT INSTITUTE OF ARTS) (pg.AR25)</w:t>
+        <w:t>PHOTO: A St. Petersburg, Russia, building believed to be the site of a ''troll factory'' in 2018. Misinformation has ramped up ahead of the midterms. (PHOTOGRAPH BY MSTYSLAV CHERNOV/ASSOCIATED PRESS) (B2) This article appeared in print on page B1, B2.</w:t>
       </w:r>
     </w:p>
     <w:sectPr>

--- a/example_articles/states/Arkansas/3.states_Arkansas_New_York_Times.docx
+++ b/example_articles/states/Arkansas/3.states_Arkansas_New_York_Times.docx
@@ -7,7 +7,7 @@
         <w:pStyle w:val="Heading1"/>
       </w:pPr>
       <w:r>
-        <w:t>Russian Bots And Trolls Reactivated For Election</w:t>
+        <w:t>Green Acres To New Pastures</w:t>
       </w:r>
     </w:p>
     <w:p>
@@ -17,17 +17,17 @@
     </w:p>
     <w:p>
       <w:r>
-        <w:t>Date: 2022-11-07</w:t>
+        <w:t>Date: 2024-12-12</w:t>
       </w:r>
     </w:p>
     <w:p>
       <w:r>
-        <w:t>Section: Section B; Column 0; Business/Financial Desk; Pg. 1</w:t>
+        <w:t>Section: Section C; Column 0; The Arts/Cultural Desk; Pg. 7</w:t>
       </w:r>
     </w:p>
     <w:p>
       <w:r>
-        <w:t>Source file: NYT/7.DOCX</w:t>
+        <w:t>Source file: NYT/1.DOCX</w:t>
       </w:r>
     </w:p>
     <w:p>
@@ -49,78 +49,62 @@
     </w:p>
     <w:p>
       <w:r>
-        <w:t>Researchers have identified a series of Russian information operations to influence American elections and, perhaps, erode support for Ukraine.</w:t>
+        <w:t>The celebutantes-turned-businesswomen are rebooting the show that provided a blueprint for the past 20 years of reality TV.</w:t>
         <w:br/>
-        <w:t xml:space="preserve">The user on Gab who identifies as Nora Berka resurfaced in August after a yearlong silence on the social media platform, reposting a handful of messages with sharply conservative political themes before writing a stream of original vitriol. </w:t>
+        <w:t xml:space="preserve">How would two troubled Los Angeles heiresses manage as members of the Bible Belt working class? </w:t>
         <w:br/>
-        <w:t xml:space="preserve">  The posts mostly denigrated President Biden and other prominent Democrats, sometimes obscenely. They also lamented the use of taxpayer dollars to support Ukraine in its war against invading Russian forces, depicting Ukraine's president as a caricature straight out of Russian propaganda.</w:t>
+        <w:t xml:space="preserve">  The answer helped revolutionize reality TV and legitimized the careers of Paris Hilton and Nicole Richie. In 2003, the pair of 22-year-olds debuted in Fox's ''The Simple Life,'' which documented their move to Altus, Ark., to live with a family on their farm and try out blue collar jobs.</w:t>
         <w:br/>
-        <w:t xml:space="preserve">  The fusion of political concerns was no coincidence.</w:t>
+        <w:t xml:space="preserve">  Hilton and Richie brought rich-girl haughtiness and high jinks to mundane tasks like cleaning hotel rooms and, in one memorable episode, serving burgers at a Sonic Drive-In. The result was a quotable megahit -- with heart. ''Their fish-out-of-water ineptitude serves as a social leveler that gives them their comeuppance and preserves the dignity of their rural hosts,'' Alessandra Stanley wrote in a review for The New York Times. Unlike the other popular reality programs of the time, like ''Big Brother'' and ''Survivor,'' the allure of ''The Simple Life'' didn't come from a wild premise or shocking competition: The personalities of and friendship between Hilton and Richie were the drawing card. That recipe has been built upon in subsequent reality franchises like ''Keeping Up With the Kardashians,'' ''Jersey Shore'' and ''The Real Housewives.''</w:t>
         <w:br/>
-        <w:t xml:space="preserve">  The account was previously linked to the same secretive Russian agency that interfered in the 2016 presidential election and again in 2020, the Internet Research Agency in St. Petersburg, according to the cybersecurity group Recorded Future.</w:t>
+        <w:t xml:space="preserve">  More than two decades later, the two are appearing in ''Paris &amp; Nicole: Encore,'' a three-part reboot which is primarily set in L.A. and involves activities and outings a bit closer to home. It will air on Peacock beginning Thursday. Though the show centers on the pair's staging of an opera based on ''sanasa,'' a made-up word which fans might remember as a mainstay joke on the original, Hilton and Richie also revisit Altus, Sonic and the friendship that made their show riveting TV.</w:t>
         <w:br/>
-        <w:t xml:space="preserve">  It is part of what the group and other researchers have identified as a new, though more narrowly targeted, Russian effort ahead of Tuesday's midterm elections. The goal, as before, is to stoke anger among conservative voters and to undermine trust in the American electoral system. This time, it also appears intended to undermine the Biden administration's extensive military assistance to Ukraine.</w:t>
+        <w:t xml:space="preserve">  Ahead of the ''Encore'' premiere, we talked to Hilton and Richie about how reality TV has changed since ''The Simple Life,'' the impact of social media on the genre and the shows they're enjoying now.</w:t>
         <w:br/>
-        <w:t xml:space="preserve">  ''It's clear they are trying to get them to cut off aid and money to Ukraine,'' said Alex Plitsas, a former Army soldier and Pentagon information operations official now with Providence Consulting Group, a business technology company.</w:t>
+        <w:t xml:space="preserve">  Here are edited excerpts from the conversation.</w:t>
         <w:br/>
-        <w:t xml:space="preserve">  The campaign -- using accounts that pose as enraged Americans like Nora Berka -- have added fuel to the most divisive political and cultural issues in the country today.</w:t>
+        <w:t xml:space="preserve">  You were some of the first reality TV stars, and now it is an oversaturated industry. How do you think the landscape has changed since ''The Simple Life'' first aired?</w:t>
         <w:br/>
-        <w:t xml:space="preserve">  It has specifically targeted Democratic candidates in the most contested races, including the Senate seats up for grabs in Ohio, Arizona and Pennsylvania, calculating that a Republican majority in the Senate and the House of Representatives could help the Russian war effort.</w:t>
+        <w:t xml:space="preserve">  NICOLE RICHIE We didn't say yes to doing the show to build our brand or get exposure for something else in our business. We really said yes to this show because we wanted to have fun and we wanted to be together. We actually had no information about the show. We didn't even know what city we were going to. We had no idea. We were just up for an adventure. We were just, like, down to laugh, you know? We had no idea that it was going to take off and be in, you know, multiple seasons or anything like that.</w:t>
         <w:br/>
-        <w:t xml:space="preserve">  The campaigns show not only how vulnerable the American political system remains to foreign manipulation but also how purveyors of disinformation have evolved and adapted to efforts by the major social media platforms to remove or play down false or deceptive content.</w:t>
+        <w:t xml:space="preserve">  In the early days of reality TV, even with ''Jersey Shore,'' which came later, the cast members didn't really know what they were signing up for. And that was the beauty of it.</w:t>
         <w:br/>
-        <w:t xml:space="preserve">  Last month, the Federal Bureau of Investigation and the Cybersecurity and Infrastructure Security Agency issued an alert warning of the threat of disinformation spread by ''dark web media channels, online journals, messaging applications, spoofed websites, emails, text messages and fake online personas.'' The disinformation could include claims that voting data or results had been hacked or compromised.</w:t>
+        <w:t xml:space="preserve">  RICHIE In 2024, it can lead to so many other things. That was not on our minds at all. We were, you know, 20 and just wanting to live, laugh, love.</w:t>
         <w:br/>
-        <w:t xml:space="preserve">  The agencies urged people not to like, discuss or share posts online from unknown or distrustful sources. They did not identify specific efforts, but social media platforms and researchers who track disinformation have recently uncovered a variety of campaigns by Russia, China and Iran.</w:t>
+        <w:t xml:space="preserve">  PARIS HILTON There was nothing really to compare it to. So we had no idea what we were getting ourselves into. We were just doing it because we love having fun together, going on adventures --</w:t>
         <w:br/>
-        <w:t xml:space="preserve">  Recorded Future and two other social media research companies, Graphika and Mandiant, found a number of Russian campaigns that have turned to Gab, Parler, Getter and other newer platforms that pride themselves on creating unmoderated spaces in the name of free speech.</w:t>
+        <w:t xml:space="preserve">  RICHIE We wanted to leave town and go for it.</w:t>
         <w:br/>
-        <w:t xml:space="preserve">  These are much smaller campaigns than those in the 2016 election, where inauthentic accounts reached millions of voters across the political spectrum on Facebook and other major platforms. The efforts are no less pernicious, though, in reaching impressionable users who can help accomplish Russian objectives, researchers said.</w:t>
+        <w:t xml:space="preserve">  Do you think that the prominence of technology and social media has helped or hindered the genre?</w:t>
         <w:br/>
-        <w:t xml:space="preserve">  ''The audiences are much, much smaller than on your other traditional social media networks,'' said Brian Liston, a senior intelligence analyst with Recorded Future who identified the Nora Berka account. ''But you can engage the audiences in much more targeted influence ops because those who are on these platforms are generally U.S. conservatives who are maybe more accepting of conspiratorial claims.''</w:t>
+        <w:t xml:space="preserve">  RICHIE A show like ''The Simple Life'' could never exist now, because the whole point of that show was that we didn't have phones, we had no access to the outside world at all and that was something that I think really stood out about the show and the times in which we did it. We had no idea what was going on with our family or our friends back home.</w:t>
         <w:br/>
-        <w:t xml:space="preserve">  Many of the accounts the researchers identified were previously used by a news outlet calling itself the Newsroom for American and European Based Citizens. Meta, the owner of Facebook and Instagram, has previously linked the news outlet to the Russian information campaigns centered around the Internet Research Agency.</w:t>
+        <w:t xml:space="preserve">  How did your experience filming ''Paris &amp; Nicole: Encore'' differ from your experience on ''The Simple Life?''</w:t>
         <w:br/>
-        <w:t xml:space="preserve">  The network appears to have since disbanded, and many of the social media accounts associated with it went dormant after being publicly identified around the 2020 election. The accounts started becoming active again in August and September, called to action like sleeper cells.</w:t>
+        <w:t xml:space="preserve">  RICHIE It was very different just in the sense of we were clocking in and clocking out every day, so we were not out of town. I'd say the biggest difference is that when we did ''The Simple Life,'' we were signing up to do someone else's show. And ''Encore'' is a show that we created, that we produced, and we just had a lot of fun doing it.</w:t>
         <w:br/>
-        <w:t xml:space="preserve">  Nora Berka's account on Gab has many of the characteristics of an inauthentic user, Mr. Liston said. There is no profile picture or identifying biographical details. No one responded to a message sent to the account through Gab.</w:t>
+        <w:t xml:space="preserve">  You both have lots of your own ventures, could you see yourselves coming back to reality TV more long-term?</w:t>
         <w:br/>
-        <w:t xml:space="preserve">  The account, with more than 8,000 followers, posts exclusively on political issues -- not in just one state but across the country -- and often spreads false or misleading posts. Most have little engagement but a recent post about the F.B.I. received 43 responses and 11 replies, and was reposted 64 times.</w:t>
+        <w:t xml:space="preserve">  RICHIE ''The Simple Life'' was all about us leaving our lives and stepping into other people's. So, you know, we did always maintain a certain level of privacy and protection just within our own lives. That show was really special, I love it so much. It would be impossible for us to do it again just because, you know, we're now real adults. We've got careers and families. And it's just not possible.</w:t>
         <w:br/>
-        <w:t xml:space="preserve">  Since September the account has repeatedly shared links to a previously unknown website -- electiontruth.net -- that Recorded Future said was almost certainly linked to the Russian campaign.</w:t>
+        <w:t xml:space="preserve">  What advice would you give to younger people quickly gaining prominence after appearing on a reality show?</w:t>
         <w:br/>
-        <w:t xml:space="preserve">  Electiontruth.net's earliest posts date only from Sept. 5; since then, it has posted articles almost daily ridiculing President Biden and prominent Democratic candidates, while criticizing policies regarding race, crime and gender that it said were destroying the United States. ''America under Communism'' was one typical headline.</w:t>
+        <w:t xml:space="preserve">  HILTON I think it's important to definitely just be very aware of everything that you post. And if you want to parlay that into a brand or building a product line or something, that's something important as well to really figure out what you want to do, get the correct team to make it happen and try to capitalize on it, to do something with it.</w:t>
         <w:br/>
-        <w:t xml:space="preserve">  The articles all have pseudonyms as bylines, like Andrew J, Truth4Ever and Laura. According to Mr. Liston, the website domain was registered using Bitcoin accounts.</w:t>
+        <w:t xml:space="preserve">  What reality show or shows are you currently loving?</w:t>
         <w:br/>
-        <w:t xml:space="preserve">  For its contact information, electiontruth.net lists a cafe inside a converted gas station in Cotter, Ark., a town of 900 people on a bend in the White River. The cafe has closed, however, and been replaced by Cotter Bridge Market, a produce shop and deli whose owners said they knew nothing about the website. No one at Election Truth responded to a request for comment submitted through the site.</w:t>
+        <w:t xml:space="preserve">  HILTON ''The Simple Life,'' it's a great show. I love to watch it all the time, been watching it with my kids.</w:t>
         <w:br/>
-        <w:t xml:space="preserve">  Mr. Liston said that links to electiontruth.net appeared to be closely coordinated with the accounts on Gab linked to the Russians.</w:t>
+        <w:t xml:space="preserve">  How do they feel watching it with you?</w:t>
         <w:br/>
-        <w:t xml:space="preserve">  In another campaign, Graphika identified a recent series of cartoons that appeared on Gab, Gettr, Parler and the discussion forum patriots.win. The cartoons, by an artist named ''Schmitz,'' disparaged Democrats in the tightest Senate and governor races.</w:t>
+        <w:t xml:space="preserve">  HILTON My little baby boy, he just, like, sits there and he's like, ''Mama, mama.'' He just, like, watches and laughs. And now he's learned our song ''Sanasa'' and sings it all the time. And it's just the cutest thing in the world just to hear him singing in his little baby voice.</w:t>
         <w:br/>
-        <w:t xml:space="preserve">  One targeting Senator Raphael Warnock of Georgia, who is Black, employed racist motifs. Another falsely claimed that Representative Tim Ryan, the Democratic Senate candidate in Ohio, would release ''all Fentanyl distributors and drug traffickers'' from prison.</w:t>
+        <w:t xml:space="preserve">  What about you, Nicole?</w:t>
         <w:br/>
-        <w:t xml:space="preserve">  The cartoons received little engagement and did not spread virally to other platforms, according to Graphika.</w:t>
-        <w:br/>
-        <w:t xml:space="preserve">  A recurring theme of the new Russian efforts is an argument that the United States under President Biden is wasting money by supporting Ukraine in its resistance to the Russian invasion that began in February.</w:t>
-        <w:br/>
-        <w:t xml:space="preserve">  Nora Berka, for example, posted a doctored photograph in September that showed President Volodymyr Zelensky of Ukraine as a bikini-wearing pole dancer being showered with dollar bills by Mr. Biden.</w:t>
-        <w:br/>
-        <w:t xml:space="preserve">  ''As working class Americans struggle to afford food, gas, and find baby formula, Joe Biden wants to spend $13.7 billion more in aid to Ukraine,'' the account posted. Not incidentally, that post echoed a theme that has gained some traction among Republican lawmakers and voters who have questioned the delivery of weapons and other military assistance.</w:t>
-        <w:br/>
-        <w:t xml:space="preserve">  ''It's no secret that Republicans -- that a large portion of Republicans -- have questioned whether we should be supporting what has been referred to as foreign adventures or somebody else's conflict,'' said Graham Brookie, senior director of the Digital Forensics Lab at the Atlantic Council, which has also been tracking foreign influence operations.</w:t>
-        <w:br/>
-        <w:t xml:space="preserve">  The F.B.I. and the Cybersecurity and Infrastructure Security Agency did not respond to requests for comment about the Russian efforts. Mr. Brookie called the revived accounts ''recidivist behavior.'' Gab did not respond to a request for comment.</w:t>
-        <w:br/>
-        <w:t xml:space="preserve">  As before, it may be hard to measure the exact impact of these accounts on voters come Tuesday. At a minimum, they contribute to what Edward P. Perez, a board member with the OSET Institute, a nonpartisan election security organization, called ''manufactured chaos'' in the country's body politic.</w:t>
-        <w:br/>
-        <w:t xml:space="preserve">  While Russians in the past sought to build large followings for their inauthentic accounts on the major platforms, today's campaigns could be smaller and yet still achieve a desired effect -- in part because the divisions in American society are already such fertile soil for disinformation, he said.</w:t>
-        <w:br/>
-        <w:t xml:space="preserve">  ''Since 2016, it appears that foreign states can afford to take some of the foot off the gas,'' Mr. Perez, who previously worked at Twitter, said, ''because they have already created such sufficient division that there are many domestic actors to carry the water of disinformation for them.''</w:t>
+        <w:t xml:space="preserve">  RICHIE I didn't watch the whole season, but I did see a few episodes of ''The Golden Bachelor,'' and I loved it. I found it to be extremely moving to see people in these different stages in later stages in their lives that want to take a new chapter and put themselves out there. I thought that was entertaining and really nice.</w:t>
         <w:br/>
         <w:br/>
-        <w:t>https://www.nytimes.com/2022/11/06/technology/russia-misinformation-midterms.html</w:t>
+        <w:t>https://www.nytimes.com/2024/12/11/arts/television/paris-hilton-nicole-richie-encore-simple-life.html</w:t>
         <w:br/>
         <w:br/>
         <w:t>Graphic</w:t>
@@ -128,7 +112,9 @@
         <w:br/>
         <w:t xml:space="preserve"> </w:t>
         <w:br/>
-        <w:t>PHOTO: A St. Petersburg, Russia, building believed to be the site of a ''troll factory'' in 2018. Misinformation has ramped up ahead of the midterms. (PHOTOGRAPH BY MSTYSLAV CHERNOV/ASSOCIATED PRESS) (B2) This article appeared in print on page B1, B2.</w:t>
+        <w:t>PHOTOS: Top, Paris Hilton, left, and Nicole Richie stage an opera based on their made-up word ''sanasa,'' in ''Paris &amp; Nicole: Encore,'' on Peacock. On a 2005 episode of ''The Simple Life,'' Richie, left, and Hilton with Captain Evans at a fire station in Atlantic City, N.J. (PHOTOGRAPHS BY CHRISTINE BARTOLUCCI/PEACOCK</w:t>
+        <w:br/>
+        <w:t xml:space="preserve"> MICHAEL YARISH/FOX) This article appeared in print on page C7.</w:t>
       </w:r>
     </w:p>
     <w:sectPr>

--- a/example_articles/states/Arkansas/3.states_Arkansas_New_York_Times.docx
+++ b/example_articles/states/Arkansas/3.states_Arkansas_New_York_Times.docx
@@ -7,7 +7,7 @@
         <w:pStyle w:val="Heading1"/>
       </w:pPr>
       <w:r>
-        <w:t>Green Acres To New Pastures</w:t>
+        <w:t>In Arkansas Toxic Waste Cleanup, Highlights of New Environmental Debate</w:t>
       </w:r>
     </w:p>
     <w:p>
@@ -17,17 +17,17 @@
     </w:p>
     <w:p>
       <w:r>
-        <w:t>Date: 2024-12-12</w:t>
+        <w:t>Date: 1992-11-02</w:t>
       </w:r>
     </w:p>
     <w:p>
       <w:r>
-        <w:t>Section: Section C; Column 0; The Arts/Cultural Desk; Pg. 7</w:t>
+        <w:t>Section: Section B;; Section B; Page 11; Column 1; National Desk; Column 1;; News Analysis</w:t>
       </w:r>
     </w:p>
     <w:p>
       <w:r>
-        <w:t>Source file: NYT/1.DOCX</w:t>
+        <w:t>Source file: NYT/48.DOCX</w:t>
       </w:r>
     </w:p>
     <w:p>
@@ -49,72 +49,57 @@
     </w:p>
     <w:p>
       <w:r>
-        <w:t>The celebutantes-turned-businesswomen are rebooting the show that provided a blueprint for the past 20 years of reality TV.</w:t>
+        <w:t>A fence and barbed wire are all that separate this working-class city from the rusted tanks and tons of toxic wastes at the abandoned Vertac Chemical Company pesticide plant.</w:t>
         <w:br/>
-        <w:t xml:space="preserve">How would two troubled Los Angeles heiresses manage as members of the Bible Belt working class? </w:t>
+        <w:t>For more than 30 years, Vertac's operators scattered thousands of steel barrels on the 93 acres surrounding the plant, each barrel filled with the byproducts of a panoply of agricultural poisons now outlawed as unsafe: the insect killers DDT, aldrin, dieldrin and toxaphene and the defoliants silvex, 2,4,5-T and Agent Orange.</w:t>
         <w:br/>
-        <w:t xml:space="preserve">  The answer helped revolutionize reality TV and legitimized the careers of Paris Hilton and Nicole Richie. In 2003, the pair of 22-year-olds debuted in Fox's ''The Simple Life,'' which documented their move to Altus, Ark., to live with a family on their farm and try out blue collar jobs.</w:t>
+        <w:t>After preliminary testing at the site found evidence of a poison considered even more dangerous -- dioxin -- Federal and state investigators went to Jacksonville in 1979 and found extensive dioxin contamination, not only at the plant, but also in water and soil several hundred yards away.</w:t>
         <w:br/>
-        <w:t xml:space="preserve">  Hilton and Richie brought rich-girl haughtiness and high jinks to mundane tasks like cleaning hotel rooms and, in one memorable episode, serving burgers at a Sonic Drive-In. The result was a quotable megahit -- with heart. ''Their fish-out-of-water ineptitude serves as a social leveler that gives them their comeuppance and preserves the dignity of their rural hosts,'' Alessandra Stanley wrote in a review for The New York Times. Unlike the other popular reality programs of the time, like ''Big Brother'' and ''Survivor,'' the allure of ''The Simple Life'' didn't come from a wild premise or shocking competition: The personalities of and friendship between Hilton and Richie were the drawing card. That recipe has been built upon in subsequent reality franchises like ''Keeping Up With the Kardashians,'' ''Jersey Shore'' and ''The Real Housewives.''</w:t>
+        <w:t>Vertac has since gone out of business, but its wastes and what to do about them have dominated civic debate here and consumed Gov. Bill Clinton and his aides in Little Rock, 15 miles to the southwest. And what has become clear from all the discussion is this: some environmental groups now say that some techniques used in toxic waste cleanups may be as damaging to the public health -- or perhaps more so -- than simply storing the wastes.</w:t>
         <w:br/>
-        <w:t xml:space="preserve">  More than two decades later, the two are appearing in ''Paris &amp; Nicole: Encore,'' a three-part reboot which is primarily set in L.A. and involves activities and outings a bit closer to home. It will air on Peacock beginning Thursday. Though the show centers on the pair's staging of an opera based on ''sanasa,'' a made-up word which fans might remember as a mainstay joke on the original, Hilton and Richie also revisit Altus, Sonic and the friendship that made their show riveting TV.</w:t>
+        <w:t>Mr. Clinton, who has overseen the investigation and cleanup at Vertac for most of the last 13 years, gave final approval on Tuesday to a plan to burn the chemical wastes in an incinerator in what would be the largest cleanup ever undertaken in the United States.  But two days later, even as the burning began, a Federal district judge in nearby Batesville took control of the program and ordered the incineration temporarily stopped on Nov. 10 to give scientists time to review the results of safety tests.</w:t>
         <w:br/>
-        <w:t xml:space="preserve">  Ahead of the ''Encore'' premiere, we talked to Hilton and Richie about how reality TV has changed since ''The Simple Life,'' the impact of social media on the genre and the shows they're enjoying now.</w:t>
-        <w:br/>
-        <w:t xml:space="preserve">  Here are edited excerpts from the conversation.</w:t>
-        <w:br/>
-        <w:t xml:space="preserve">  You were some of the first reality TV stars, and now it is an oversaturated industry. How do you think the landscape has changed since ''The Simple Life'' first aired?</w:t>
-        <w:br/>
-        <w:t xml:space="preserve">  NICOLE RICHIE We didn't say yes to doing the show to build our brand or get exposure for something else in our business. We really said yes to this show because we wanted to have fun and we wanted to be together. We actually had no information about the show. We didn't even know what city we were going to. We had no idea. We were just up for an adventure. We were just, like, down to laugh, you know? We had no idea that it was going to take off and be in, you know, multiple seasons or anything like that.</w:t>
-        <w:br/>
-        <w:t xml:space="preserve">  In the early days of reality TV, even with ''Jersey Shore,'' which came later, the cast members didn't really know what they were signing up for. And that was the beauty of it.</w:t>
-        <w:br/>
-        <w:t xml:space="preserve">  RICHIE In 2024, it can lead to so many other things. That was not on our minds at all. We were, you know, 20 and just wanting to live, laugh, love.</w:t>
-        <w:br/>
-        <w:t xml:space="preserve">  PARIS HILTON There was nothing really to compare it to. So we had no idea what we were getting ourselves into. We were just doing it because we love having fun together, going on adventures --</w:t>
-        <w:br/>
-        <w:t xml:space="preserve">  RICHIE We wanted to leave town and go for it.</w:t>
-        <w:br/>
-        <w:t xml:space="preserve">  Do you think that the prominence of technology and social media has helped or hindered the genre?</w:t>
-        <w:br/>
-        <w:t xml:space="preserve">  RICHIE A show like ''The Simple Life'' could never exist now, because the whole point of that show was that we didn't have phones, we had no access to the outside world at all and that was something that I think really stood out about the show and the times in which we did it. We had no idea what was going on with our family or our friends back home.</w:t>
-        <w:br/>
-        <w:t xml:space="preserve">  How did your experience filming ''Paris &amp; Nicole: Encore'' differ from your experience on ''The Simple Life?''</w:t>
-        <w:br/>
-        <w:t xml:space="preserve">  RICHIE It was very different just in the sense of we were clocking in and clocking out every day, so we were not out of town. I'd say the biggest difference is that when we did ''The Simple Life,'' we were signing up to do someone else's show. And ''Encore'' is a show that we created, that we produced, and we just had a lot of fun doing it.</w:t>
-        <w:br/>
-        <w:t xml:space="preserve">  You both have lots of your own ventures, could you see yourselves coming back to reality TV more long-term?</w:t>
-        <w:br/>
-        <w:t xml:space="preserve">  RICHIE ''The Simple Life'' was all about us leaving our lives and stepping into other people's. So, you know, we did always maintain a certain level of privacy and protection just within our own lives. That show was really special, I love it so much. It would be impossible for us to do it again just because, you know, we're now real adults. We've got careers and families. And it's just not possible.</w:t>
-        <w:br/>
-        <w:t xml:space="preserve">  What advice would you give to younger people quickly gaining prominence after appearing on a reality show?</w:t>
-        <w:br/>
-        <w:t xml:space="preserve">  HILTON I think it's important to definitely just be very aware of everything that you post. And if you want to parlay that into a brand or building a product line or something, that's something important as well to really figure out what you want to do, get the correct team to make it happen and try to capitalize on it, to do something with it.</w:t>
-        <w:br/>
-        <w:t xml:space="preserve">  What reality show or shows are you currently loving?</w:t>
-        <w:br/>
-        <w:t xml:space="preserve">  HILTON ''The Simple Life,'' it's a great show. I love to watch it all the time, been watching it with my kids.</w:t>
-        <w:br/>
-        <w:t xml:space="preserve">  How do they feel watching it with you?</w:t>
-        <w:br/>
-        <w:t xml:space="preserve">  HILTON My little baby boy, he just, like, sits there and he's like, ''Mama, mama.'' He just, like, watches and laughs. And now he's learned our song ''Sanasa'' and sings it all the time. And it's just the cutest thing in the world just to hear him singing in his little baby voice.</w:t>
-        <w:br/>
-        <w:t xml:space="preserve">  What about you, Nicole?</w:t>
-        <w:br/>
-        <w:t xml:space="preserve">  RICHIE I didn't watch the whole season, but I did see a few episodes of ''The Golden Bachelor,'' and I loved it. I found it to be extremely moving to see people in these different stages in later stages in their lives that want to take a new chapter and put themselves out there. I thought that was entertaining and really nice.</w:t>
-        <w:br/>
-        <w:br/>
-        <w:t>https://www.nytimes.com/2024/12/11/arts/television/paris-hilton-nicole-richie-encore-simple-life.html</w:t>
-        <w:br/>
-        <w:br/>
-        <w:t>Graphic</w:t>
-        <w:br/>
+        <w:t>If the Vertac project resumes, some two million pounds of wastes from the manufacture of Agent Orange, containing 50 to 100 pounds of dioxin, will be burned by January. Critics say the project could cause a public health disaster here, while supporters defend Mr. Clinton's decision, saying it would permanently rid Jacksonville of Vertac's poisons.</w:t>
         <w:br/>
         <w:t xml:space="preserve"> </w:t>
         <w:br/>
-        <w:t>PHOTOS: Top, Paris Hilton, left, and Nicole Richie stage an opera based on their made-up word ''sanasa,'' in ''Paris &amp; Nicole: Encore,'' on Peacock. On a 2005 episode of ''The Simple Life,'' Richie, left, and Hilton with Captain Evans at a fire station in Atlantic City, N.J. (PHOTOGRAPHS BY CHRISTINE BARTOLUCCI/PEACOCK</w:t>
+        <w:t>Is the Cure Worse?</w:t>
         <w:br/>
-        <w:t xml:space="preserve"> MICHAEL YARISH/FOX) This article appeared in print on page C7.</w:t>
+        <w:t xml:space="preserve"> The dispute here offers a lesson in one of the troubling inconsistencies of the modern environmental movement. More than a decade ago, after the discovery of toxic waste pollution in the Love Canal neighborhood near Niagara Falls, N.Y., environmental groups warned of thousands of abandoned toxic waste sites around the country. Congress responded by passing new laws to control hazardous wastes.</w:t>
+        <w:br/>
+        <w:t>Now, many of these same groups are battling just as hard to slow or halt the cleanups. Among the national environmental groups that have helped opponents here are Greenpeace and the National Toxics Campaign, a Boston group.</w:t>
+        <w:br/>
+        <w:t>Unfavorable publicity about the Vertac project contributed to Mr. Clinton's reputation as a leader with a less than sterling environmental record, his aides said. "He's been beaten up pretty bad over this," said Kenneth L. Smith, Mr. Clinton's top environmental adviser.</w:t>
+        <w:br/>
+        <w:t>Because of the extent of the contamination at the plant and its location so close to Jacksonville's center, the Environmental Protection Agency regards the Vertac site as among the most dangerous toxic waste sites in the country. Along with the 2,700 barrels of wastes contaminated with dioxin, tens of thousands more barrels remain to be dug up and disposed. Cleanup work has already cost $24 million and could continue here for another decade at a total cost of $200 million, according to the latest estimate.</w:t>
+        <w:br/>
+        <w:t xml:space="preserve"> </w:t>
+        <w:br/>
+        <w:t>Arguing for Rule Changes</w:t>
+        <w:br/>
+        <w:t xml:space="preserve"> The Vertac project has become typical of toxic waste cleanups around the country in which the costs escalate amid interminable delays caused by Federal rules aimed at gaining public trust. Mr. Smith said the Governor believed that unless changes were made in the rules and the public began to accept some degree of risk, either fewer toxic-waste cleanup projects could proceed or ever larger sums of taxpayer money would be siphoned from the Government's budget for all environmental programs.</w:t>
+        <w:br/>
+        <w:t>More than $11 billion in Federal funds are now spent annually to restore lands spoiled by chemical and radioactive wastes. According to Federal budget documents, the program is by far the fastest growing segment of the nation's environmental budget.</w:t>
+        <w:br/>
+        <w:t>Officials in the Environmental Protection Agency, the Energy Department, the Defense Department and the Nuclear Regulatory Commission agree that the Government lacks enough money to conduct the thousands of cleanups now scheduled without altering Federal rules and changing public expectations.</w:t>
+        <w:br/>
+        <w:t>In Jacksonville, the principal source of public concern has been the existence of dioxin, a chemical byproduct of heating chlorine-based chemicals. The hazards of dioxin are now a matter of considerable scientific dispute and are under evaluation by the E.P.A.</w:t>
+        <w:br/>
+        <w:t xml:space="preserve"> </w:t>
+        <w:br/>
+        <w:t>A Measure of Hyperbole</w:t>
+        <w:br/>
+        <w:t xml:space="preserve"> But opponents of the incineration project here, who have done excellent investigative work tracking the state's progress, have used a healthy measure of hyperbole to raise questions about how the burning of the Vertac wastes will affect residents. They assert that immune system disorders, sudden infant deaths, birth defects, breast cancer and other illnesses will result if the dioxin-contaminated wastes are burned here.</w:t>
+        <w:br/>
+        <w:t>One resident, Sharon Golgan, described her work leading the opposition in an interview this week. "We are out to stop this project any way we can," she said. "We've found them lying to us about how good this incinerator is in destroying dioxin. And we've seen enough sickness in this community to make us worried about what they are doing to us."</w:t>
+        <w:br/>
+        <w:t>To counter such criticism, Mr. Smith said, Governor Clinton has periodically visited Jacksonville and ordered his health department to review accusations that the wastes are causing illnesses. In 1985, after a Jacksonville family said poisons from the plant might have killed their infant son and caused an older child to develop seizures, Mr. Clinton asked the state health department and the Federal Centers for Disease Control in Atlanta to investigate. Both, said Thomas McChesney, the state epidemiologist, found nothing.</w:t>
+        <w:br/>
+        <w:t>In 1986, state health authorities collected urine samples from 100 children in Jacksonville and 100 samples from children in Conway, Ark., which does not have a chemical plant. The study found that children in both communities had similar levels of chlorine-based compounds in their urine. All of the pesticides made at Vertac were derived from chlorinated chemicals.</w:t>
+        <w:br/>
+        <w:t>In 1990, Governor Clinton gained Federal support for a new round of health studies in Jacksonville, the first phase of which has been completed but not yet released to the public. Ms. Golgan and other residents say the public disclosure of the results is being delayed until after the election because of the damaging information they say the study may contain. Mr. McChesney and other state officials denied that, saying that the study is being reviewed by other scientists, a normal procedure.</w:t>
+        <w:br/>
+        <w:t>"The Governor always kept the goal in mind of doing something to eliminate the threat out there," Mr. Smith said. "He kept at it because he always felt that leaving the wastes just sitting there was the worst thing that could happen."</w:t>
       </w:r>
     </w:p>
     <w:sectPr>
